--- a/lecNote/02_html_css/0731.5_CSS 속성들.docx
+++ b/lecNote/02_html_css/0731.5_CSS 속성들.docx
@@ -400,6 +400,29 @@
             </w:pPr>
             <w:r>
               <w:rPr>
+                <w:b/>
+                <w:color w:val="984806" w:themeColor="accent6" w:themeShade="80"/>
+                <w:szCs w:val="20"/>
+              </w:rPr>
+              <w:t>position</w:t>
+            </w:r>
+          </w:p>
+          <w:p>
+            <w:pPr>
+              <w:pStyle w:val="a3"/>
+              <w:numPr>
+                <w:ilvl w:val="0"/>
+                <w:numId w:val="19"/>
+              </w:numPr>
+              <w:ind w:leftChars="0"/>
+              <w:rPr>
+                <w:b/>
+                <w:color w:val="984806" w:themeColor="accent6" w:themeShade="80"/>
+                <w:szCs w:val="20"/>
+              </w:rPr>
+            </w:pPr>
+            <w:r>
+              <w:rPr>
                 <w:rFonts w:hint="eastAsia"/>
                 <w:b/>
                 <w:color w:val="984806" w:themeColor="accent6" w:themeShade="80"/>
@@ -5699,6 +5722,7 @@
           <w:sz w:val="19"/>
           <w:szCs w:val="19"/>
         </w:rPr>
+        <w:lastRenderedPageBreak/>
         <w:t>다르다</w:t>
       </w:r>
       <w:r>
@@ -5934,7 +5958,6 @@
           <w:sz w:val="19"/>
           <w:szCs w:val="19"/>
         </w:rPr>
-        <w:lastRenderedPageBreak/>
         <w:t xml:space="preserve">      </w:t>
       </w:r>
       <w:r>
@@ -9913,6 +9936,7 @@
           <w:sz w:val="19"/>
           <w:szCs w:val="19"/>
         </w:rPr>
+        <w:lastRenderedPageBreak/>
         <w:tab/>
       </w:r>
       <w:r>
@@ -10029,7 +10053,6 @@
           <w:sz w:val="19"/>
           <w:szCs w:val="19"/>
         </w:rPr>
-        <w:lastRenderedPageBreak/>
         <w:tab/>
       </w:r>
       <w:r>
@@ -13932,6 +13955,7 @@
           <w:szCs w:val="19"/>
           <w:highlight w:val="white"/>
         </w:rPr>
+        <w:lastRenderedPageBreak/>
         <w:t xml:space="preserve">            </w:t>
       </w:r>
       <w:r>
@@ -14004,7 +14028,6 @@
           <w:szCs w:val="19"/>
           <w:highlight w:val="white"/>
         </w:rPr>
-        <w:lastRenderedPageBreak/>
         <w:t xml:space="preserve">            </w:t>
       </w:r>
       <w:r>
@@ -17768,6 +17791,7 @@
           <w:szCs w:val="19"/>
           <w:highlight w:val="white"/>
         </w:rPr>
+        <w:lastRenderedPageBreak/>
         <w:t xml:space="preserve">            </w:t>
       </w:r>
       <w:r>
@@ -17840,7 +17864,6 @@
           <w:szCs w:val="19"/>
           <w:highlight w:val="white"/>
         </w:rPr>
-        <w:lastRenderedPageBreak/>
         <w:t xml:space="preserve">            </w:t>
       </w:r>
       <w:r>
@@ -22591,6 +22614,7 @@
           <w:sz w:val="19"/>
           <w:szCs w:val="19"/>
         </w:rPr>
+        <w:lastRenderedPageBreak/>
         <w:t xml:space="preserve">      </w:t>
       </w:r>
       <w:r>
@@ -22747,7 +22771,6 @@
           <w:sz w:val="19"/>
           <w:szCs w:val="19"/>
         </w:rPr>
-        <w:lastRenderedPageBreak/>
         <w:t xml:space="preserve">    </w:t>
       </w:r>
       <w:r>
@@ -28170,6 +28193,7 @@
           <w:sz w:val="19"/>
           <w:szCs w:val="19"/>
         </w:rPr>
+        <w:lastRenderedPageBreak/>
         <w:t xml:space="preserve">    </w:t>
       </w:r>
       <w:r>
@@ -28216,7 +28240,6 @@
           <w:sz w:val="19"/>
           <w:szCs w:val="19"/>
         </w:rPr>
-        <w:lastRenderedPageBreak/>
         <w:t xml:space="preserve">      </w:t>
       </w:r>
       <w:r>
@@ -31174,6 +31197,7 @@
           <w:sz w:val="19"/>
           <w:szCs w:val="19"/>
         </w:rPr>
+        <w:lastRenderedPageBreak/>
         <w:tab/>
         <w:t>src: url('</w:t>
       </w:r>
@@ -31223,7 +31247,6 @@
           <w:sz w:val="19"/>
           <w:szCs w:val="19"/>
         </w:rPr>
-        <w:lastRenderedPageBreak/>
         <w:t>}</w:t>
       </w:r>
     </w:p>
@@ -33599,8 +33622,6 @@
           <w:szCs w:val="19"/>
         </w:rPr>
       </w:pPr>
-      <w:bookmarkStart w:id="0" w:name="_GoBack"/>
-      <w:bookmarkEnd w:id="0"/>
     </w:p>
     <w:p>
       <w:pPr>
@@ -33738,6 +33759,78 @@
     </w:p>
     <w:p>
       <w:pPr>
+        <w:pStyle w:val="ab"/>
+        <w:rPr>
+          <w:rFonts w:hint="eastAsia"/>
+        </w:rPr>
+      </w:pPr>
+      <w:r>
+        <w:rPr>
+          <w:noProof/>
+        </w:rPr>
+        <w:drawing>
+          <wp:anchor distT="0" distB="0" distL="114300" distR="114300" simplePos="0" relativeHeight="251659264" behindDoc="0" locked="0" layoutInCell="1" allowOverlap="1" wp14:anchorId="57FAFCE8" wp14:editId="648DF64F">
+            <wp:simplePos x="0" y="0"/>
+            <wp:positionH relativeFrom="page">
+              <wp:posOffset>679010</wp:posOffset>
+            </wp:positionH>
+            <wp:positionV relativeFrom="line">
+              <wp:posOffset>264795</wp:posOffset>
+            </wp:positionV>
+            <wp:extent cx="4495220" cy="3101340"/>
+            <wp:effectExtent l="0" t="0" r="635" b="3810"/>
+            <wp:wrapTopAndBottom/>
+            <wp:docPr id="8" name="그림 8" descr="EMB000012944f44"/>
+            <wp:cNvGraphicFramePr>
+              <a:graphicFrameLocks xmlns:a="http://schemas.openxmlformats.org/drawingml/2006/main" noChangeAspect="1"/>
+            </wp:cNvGraphicFramePr>
+            <a:graphic xmlns:a="http://schemas.openxmlformats.org/drawingml/2006/main">
+              <a:graphicData uri="http://schemas.openxmlformats.org/drawingml/2006/picture">
+                <pic:pic xmlns:pic="http://schemas.openxmlformats.org/drawingml/2006/picture">
+                  <pic:nvPicPr>
+                    <pic:cNvPr id="0" name="_x195676424" descr="EMB000012944f44"/>
+                    <pic:cNvPicPr>
+                      <a:picLocks noChangeAspect="1" noChangeArrowheads="1"/>
+                    </pic:cNvPicPr>
+                  </pic:nvPicPr>
+                  <pic:blipFill>
+                    <a:blip r:embed="rId9">
+                      <a:extLst>
+                        <a:ext uri="{28A0092B-C50C-407E-A947-70E740481C1C}">
+                          <a14:useLocalDpi xmlns:a14="http://schemas.microsoft.com/office/drawing/2010/main" val="0"/>
+                        </a:ext>
+                      </a:extLst>
+                    </a:blip>
+                    <a:srcRect/>
+                    <a:stretch>
+                      <a:fillRect/>
+                    </a:stretch>
+                  </pic:blipFill>
+                  <pic:spPr bwMode="auto">
+                    <a:xfrm>
+                      <a:off x="0" y="0"/>
+                      <a:ext cx="4495220" cy="3101340"/>
+                    </a:xfrm>
+                    <a:prstGeom prst="rect">
+                      <a:avLst/>
+                    </a:prstGeom>
+                    <a:noFill/>
+                  </pic:spPr>
+                </pic:pic>
+              </a:graphicData>
+            </a:graphic>
+            <wp14:sizeRelH relativeFrom="page">
+              <wp14:pctWidth>0</wp14:pctWidth>
+            </wp14:sizeRelH>
+            <wp14:sizeRelV relativeFrom="page">
+              <wp14:pctHeight>0</wp14:pctHeight>
+            </wp14:sizeRelV>
+          </wp:anchor>
+        </w:drawing>
+      </w:r>
+    </w:p>
+    <w:p>
+      <w:pPr>
         <w:widowControl/>
         <w:wordWrap/>
         <w:autoSpaceDE/>
@@ -33750,9 +33843,11 @@
           <w:szCs w:val="19"/>
         </w:rPr>
       </w:pPr>
+      <w:bookmarkStart w:id="0" w:name="_GoBack"/>
+      <w:bookmarkEnd w:id="0"/>
     </w:p>
     <w:sectPr>
-      <w:footerReference w:type="default" r:id="rId9"/>
+      <w:footerReference w:type="default" r:id="rId10"/>
       <w:pgSz w:w="11906" w:h="16838"/>
       <w:pgMar w:top="720" w:right="1134" w:bottom="720" w:left="1134" w:header="851" w:footer="57" w:gutter="0"/>
       <w:cols w:space="425"/>
@@ -36344,6 +36439,7 @@
     <w:lsdException w:name="HTML Sample" w:semiHidden="1" w:unhideWhenUsed="1"/>
     <w:lsdException w:name="HTML Typewriter" w:semiHidden="1" w:unhideWhenUsed="1"/>
     <w:lsdException w:name="HTML Variable" w:semiHidden="1" w:unhideWhenUsed="1"/>
+    <w:lsdException w:name="Normal Table" w:semiHidden="1" w:unhideWhenUsed="1"/>
     <w:lsdException w:name="annotation subject" w:semiHidden="1" w:unhideWhenUsed="1"/>
     <w:lsdException w:name="No List" w:semiHidden="1" w:unhideWhenUsed="1"/>
     <w:lsdException w:name="Outline List 1" w:semiHidden="1" w:unhideWhenUsed="1"/>
@@ -36387,8 +36483,10 @@
     <w:lsdException w:name="Table Elegant" w:semiHidden="1" w:unhideWhenUsed="1"/>
     <w:lsdException w:name="Table Professional" w:semiHidden="1" w:unhideWhenUsed="1"/>
     <w:lsdException w:name="Table Subtle 1" w:semiHidden="1" w:unhideWhenUsed="1"/>
+    <w:lsdException w:name="Table Subtle 2" w:semiHidden="1" w:unhideWhenUsed="1"/>
     <w:lsdException w:name="Table Web 1" w:semiHidden="1" w:unhideWhenUsed="1"/>
     <w:lsdException w:name="Table Web 2" w:semiHidden="1" w:unhideWhenUsed="1"/>
+    <w:lsdException w:name="Table Web 3" w:semiHidden="1" w:unhideWhenUsed="1"/>
     <w:lsdException w:name="Balloon Text" w:semiHidden="1" w:unhideWhenUsed="1"/>
     <w:lsdException w:name="Table Grid" w:uiPriority="59"/>
     <w:lsdException w:name="Table Theme" w:semiHidden="1" w:unhideWhenUsed="1"/>
